--- a/scripts/scheduled-work-engine/DESIGN.docx
+++ b/scripts/scheduled-work-engine/DESIGN.docx
@@ -2,7 +2,7 @@
 <file path=word/document.xml><?xml version="1.0" encoding="utf-8"?>
 <w:document xmlns:w="http://schemas.openxmlformats.org/wordprocessingml/2006/main" xmlns:m="http://schemas.openxmlformats.org/officeDocument/2006/math" xmlns:r="http://schemas.openxmlformats.org/officeDocument/2006/relationships" xmlns:o="urn:schemas-microsoft-com:office:office" xmlns:v="urn:schemas-microsoft-com:vml" xmlns:w10="urn:schemas-microsoft-com:office:word" xmlns:a="http://schemas.openxmlformats.org/drawingml/2006/main" xmlns:pic="http://schemas.openxmlformats.org/drawingml/2006/picture" xmlns:wp="http://schemas.openxmlformats.org/drawingml/2006/wordprocessingDrawing">
   <w:body>
-    <w:bookmarkStart w:id="18" w:name="scheduled-work-engine-design"/>
+    <w:bookmarkStart w:id="18" w:name="scheduled-work-engine--design"/>
     <w:p>
       <w:pPr>
         <w:pStyle w:val="Heading1"/>
@@ -45,7 +45,7 @@
         <w:t xml:space="preserve">2026-07-02T00:00:00Z</w:t>
       </w:r>
     </w:p>
-    <w:bookmarkStart w:id="9" w:name="goal-scope"/>
+    <w:bookmarkStart w:id="9" w:name="Xde95998e50e4c92acc863559aad40ab5e11bc39"/>
     <w:p>
       <w:pPr>
         <w:pStyle w:val="Heading2"/>
@@ -161,7 +161,7 @@
       </w:r>
     </w:p>
     <w:bookmarkEnd w:id="9"/>
-    <w:bookmarkStart w:id="11" w:name="architecture"/>
+    <w:bookmarkStart w:id="11" w:name="X136a724f0ad6bedecc70d52a088da11b9355002"/>
     <w:p>
       <w:pPr>
         <w:pStyle w:val="Heading2"/>
@@ -301,7 +301,7 @@
         <w:t xml:space="preserve">three transports.</w:t>
       </w:r>
     </w:p>
-    <w:bookmarkStart w:id="10" w:name="Xb3d70158cb0266076214fa33f0e52eae0b75fb3"/>
+    <w:bookmarkStart w:id="10" w:name="Xa318e0de5445adee19ce43eee09285ad826e5cb"/>
     <w:p>
       <w:pPr>
         <w:pStyle w:val="Heading3"/>
@@ -685,7 +685,7 @@
     </w:p>
     <w:bookmarkEnd w:id="10"/>
     <w:bookmarkEnd w:id="11"/>
-    <w:bookmarkStart w:id="12" w:name="X077dad28fb8653234970e78f4f09769206509b8"/>
+    <w:bookmarkStart w:id="12" w:name="Xb099e24425eac58094ce2a653f0c778979bb955"/>
     <w:p>
       <w:pPr>
         <w:pStyle w:val="Heading2"/>
@@ -716,315 +716,6 @@
       </w:r>
       <w:r>
         <w:t xml:space="preserve">workload. Options:</w:t>
-      </w:r>
-      <w:r>
-        <w:t xml:space="preserve"> </w:t>
-      </w:r>
-      <w:r>
-        <w:t xml:space="preserve">-</w:t>
-      </w:r>
-      <w:r>
-        <w:t xml:space="preserve"> </w:t>
-      </w:r>
-      <w:r>
-        <w:rPr>
-          <w:b/>
-          <w:bCs/>
-        </w:rPr>
-        <w:t xml:space="preserve">SQLite (mattn/go-sqlite3)</w:t>
-      </w:r>
-      <w:r>
-        <w:t xml:space="preserve"> </w:t>
-      </w:r>
-      <w:r>
-        <w:t xml:space="preserve">— needs CGO, complicating static/cross builds.</w:t>
-      </w:r>
-      <w:r>
-        <w:t xml:space="preserve"> </w:t>
-      </w:r>
-      <w:r>
-        <w:t xml:space="preserve">-</w:t>
-      </w:r>
-      <w:r>
-        <w:t xml:space="preserve"> </w:t>
-      </w:r>
-      <w:r>
-        <w:rPr>
-          <w:b/>
-          <w:bCs/>
-        </w:rPr>
-        <w:t xml:space="preserve">BoltDB</w:t>
-      </w:r>
-      <w:r>
-        <w:t xml:space="preserve"> </w:t>
-      </w:r>
-      <w:r>
-        <w:t xml:space="preserve">— an extra module dependency for a tiny dataset.</w:t>
-      </w:r>
-      <w:r>
-        <w:t xml:space="preserve"> </w:t>
-      </w:r>
-      <w:r>
-        <w:t xml:space="preserve">-</w:t>
-      </w:r>
-      <w:r>
-        <w:t xml:space="preserve"> </w:t>
-      </w:r>
-      <w:r>
-        <w:rPr>
-          <w:b/>
-          <w:bCs/>
-        </w:rPr>
-        <w:t xml:space="preserve">JSON file (chosen)</w:t>
-      </w:r>
-      <w:r>
-        <w:t xml:space="preserve"> </w:t>
-      </w:r>
-      <w:r>
-        <w:t xml:space="preserve">— zero CGO, zero extra module, trivially portable across</w:t>
-      </w:r>
-      <w:r>
-        <w:t xml:space="preserve"> </w:t>
-      </w:r>
-      <w:r>
-        <w:t xml:space="preserve">every supported platform (§11.4.81), human-inspectable for debugging.</w:t>
-      </w:r>
-    </w:p>
-    <w:p>
-      <w:pPr>
-        <w:pStyle w:val="BodyText"/>
-      </w:pPr>
-      <w:r>
-        <w:t xml:space="preserve">Durability: a</w:t>
-      </w:r>
-      <w:r>
-        <w:t xml:space="preserve"> </w:t>
-      </w:r>
-      <w:r>
-        <w:rPr>
-          <w:rStyle w:val="VerbatimChar"/>
-        </w:rPr>
-        <w:t xml:space="preserve">sync.RWMutex</w:t>
-      </w:r>
-      <w:r>
-        <w:t xml:space="preserve"> </w:t>
-      </w:r>
-      <w:r>
-        <w:t xml:space="preserve">serialises all access; writes go through</w:t>
-      </w:r>
-      <w:r>
-        <w:t xml:space="preserve"> </w:t>
-      </w:r>
-      <w:r>
-        <w:t xml:space="preserve">write-temp-</w:t>
-      </w:r>
-      <w:r>
-        <w:rPr>
-          <w:rStyle w:val="VerbatimChar"/>
-        </w:rPr>
-        <w:t xml:space="preserve">fsync</w:t>
-      </w:r>
-      <w:r>
-        <w:t xml:space="preserve">-rename (atomic replace), so a crash never leaves a torn file.</w:t>
-      </w:r>
-      <w:r>
-        <w:t xml:space="preserve"> </w:t>
-      </w:r>
-      <w:r>
-        <w:rPr>
-          <w:rStyle w:val="VerbatimChar"/>
-        </w:rPr>
-        <w:t xml:space="preserve">Open</w:t>
-      </w:r>
-      <w:r>
-        <w:t xml:space="preserve"> </w:t>
-      </w:r>
-      <w:r>
-        <w:t xml:space="preserve">on a corrupt file returns an error rather than silently dropping data</w:t>
-      </w:r>
-      <w:r>
-        <w:t xml:space="preserve"> </w:t>
-      </w:r>
-      <w:r>
-        <w:t xml:space="preserve">(§11.4.6). The</w:t>
-      </w:r>
-      <w:r>
-        <w:t xml:space="preserve"> </w:t>
-      </w:r>
-      <w:r>
-        <w:rPr>
-          <w:rStyle w:val="VerbatimChar"/>
-        </w:rPr>
-        <w:t xml:space="preserve">TestConcurrentCreate</w:t>
-      </w:r>
-      <w:r>
-        <w:t xml:space="preserve"> </w:t>
-      </w:r>
-      <w:r>
-        <w:t xml:space="preserve">test drives 50 concurrent creates through</w:t>
-      </w:r>
-      <w:r>
-        <w:t xml:space="preserve"> </w:t>
-      </w:r>
-      <w:r>
-        <w:t xml:space="preserve">the mutex with zero lost writes;</w:t>
-      </w:r>
-      <w:r>
-        <w:t xml:space="preserve"> </w:t>
-      </w:r>
-      <w:r>
-        <w:rPr>
-          <w:rStyle w:val="VerbatimChar"/>
-        </w:rPr>
-        <w:t xml:space="preserve">go test -race</w:t>
-      </w:r>
-      <w:r>
-        <w:t xml:space="preserve"> </w:t>
-      </w:r>
-      <w:r>
-        <w:t xml:space="preserve">is clean.</w:t>
-      </w:r>
-    </w:p>
-    <w:bookmarkEnd w:id="12"/>
-    <w:bookmarkStart w:id="13" w:name="acp-surface-honesty-note-11.4.6-11.4.99"/>
-    <w:p>
-      <w:pPr>
-        <w:pStyle w:val="Heading2"/>
-      </w:pPr>
-      <w:r>
-        <w:t xml:space="preserve">4. ACP surface — honesty note (§11.4.6 / §11.4.99)</w:t>
-      </w:r>
-    </w:p>
-    <w:p>
-      <w:pPr>
-        <w:pStyle w:val="FirstParagraph"/>
-      </w:pPr>
-      <w:r>
-        <w:t xml:space="preserve">“ACP”</w:t>
-      </w:r>
-      <w:r>
-        <w:t xml:space="preserve"> </w:t>
-      </w:r>
-      <w:r>
-        <w:t xml:space="preserve">(Agent Client Protocol, agentclientprotocol.com) is an emerging</w:t>
-      </w:r>
-      <w:r>
-        <w:t xml:space="preserve"> </w:t>
-      </w:r>
-      <w:r>
-        <w:t xml:space="preserve">JSON-RPC-2.0-over-stdio protocol whose full session / prompt-turn model targets</w:t>
-      </w:r>
-      <w:r>
-        <w:t xml:space="preserve"> </w:t>
-      </w:r>
-      <w:r>
-        <w:t xml:space="preserve">interactive coding</w:t>
-      </w:r>
-      <w:r>
-        <w:t xml:space="preserve"> </w:t>
-      </w:r>
-      <w:r>
-        <w:rPr>
-          <w:b/>
-          <w:bCs/>
-        </w:rPr>
-        <w:t xml:space="preserve">agents</w:t>
-      </w:r>
-      <w:r>
-        <w:t xml:space="preserve">, not a stateless work-queue service. Implementing</w:t>
-      </w:r>
-      <w:r>
-        <w:t xml:space="preserve"> </w:t>
-      </w:r>
-      <w:r>
-        <w:t xml:space="preserve">the complete ACP agent lifecycle here would invent behaviour that does not fit</w:t>
-      </w:r>
-      <w:r>
-        <w:t xml:space="preserve"> </w:t>
-      </w:r>
-      <w:r>
-        <w:t xml:space="preserve">this service. Instead</w:t>
-      </w:r>
-      <w:r>
-        <w:t xml:space="preserve"> </w:t>
-      </w:r>
-      <w:r>
-        <w:rPr>
-          <w:rStyle w:val="VerbatimChar"/>
-        </w:rPr>
-        <w:t xml:space="preserve">internal/acp</w:t>
-      </w:r>
-      <w:r>
-        <w:t xml:space="preserve"> </w:t>
-      </w:r>
-      <w:r>
-        <w:t xml:space="preserve">exposes the</w:t>
-      </w:r>
-      <w:r>
-        <w:t xml:space="preserve"> </w:t>
-      </w:r>
-      <w:r>
-        <w:rPr>
-          <w:b/>
-          <w:bCs/>
-        </w:rPr>
-        <w:t xml:space="preserve">same</w:t>
-      </w:r>
-      <w:r>
-        <w:t xml:space="preserve"> </w:t>
-      </w:r>
-      <w:r>
-        <w:t xml:space="preserve">newline-delimited</w:t>
-      </w:r>
-      <w:r>
-        <w:t xml:space="preserve"> </w:t>
-      </w:r>
-      <w:r>
-        <w:t xml:space="preserve">JSON-RPC-2.0-over-stdio transport ACP uses, dispatching to the identical tool set</w:t>
-      </w:r>
-      <w:r>
-        <w:t xml:space="preserve"> </w:t>
-      </w:r>
-      <w:r>
-        <w:t xml:space="preserve">as the MCP surface. It is therefore an</w:t>
-      </w:r>
-      <w:r>
-        <w:t xml:space="preserve"> </w:t>
-      </w:r>
-      <w:r>
-        <w:rPr>
-          <w:b/>
-          <w:bCs/>
-        </w:rPr>
-        <w:t xml:space="preserve">ACP-EQUIVALENT</w:t>
-      </w:r>
-      <w:r>
-        <w:t xml:space="preserve"> </w:t>
-      </w:r>
-      <w:r>
-        <w:t xml:space="preserve">adapter, clearly</w:t>
-      </w:r>
-      <w:r>
-        <w:t xml:space="preserve"> </w:t>
-      </w:r>
-      <w:r>
-        <w:t xml:space="preserve">labelled in source — not a claim of full ACP-agent conformance. This is stated as</w:t>
-      </w:r>
-      <w:r>
-        <w:t xml:space="preserve"> </w:t>
-      </w:r>
-      <w:r>
-        <w:t xml:space="preserve">a fact, not hidden behind a green test.</w:t>
-      </w:r>
-    </w:p>
-    <w:bookmarkEnd w:id="13"/>
-    <w:bookmarkStart w:id="14" w:name="Xd15664ffae43de33f4cdf53fb29a5130db74bf1"/>
-    <w:p>
-      <w:pPr>
-        <w:pStyle w:val="Heading2"/>
-      </w:pPr>
-      <w:r>
-        <w:t xml:space="preserve">5. Anti-bluff test coverage (§11.4 / §11.4.27 / §1.1)</w:t>
       </w:r>
     </w:p>
     <w:p>
@@ -1040,52 +731,13 @@
           <w:b/>
           <w:bCs/>
         </w:rPr>
-        <w:t xml:space="preserve">Unit</w:t>
-      </w:r>
-      <w:r>
-        <w:t xml:space="preserve"> </w:t>
-      </w:r>
-      <w:r>
-        <w:t xml:space="preserve">(</w:t>
-      </w:r>
-      <w:r>
-        <w:rPr>
-          <w:rStyle w:val="VerbatimChar"/>
-        </w:rPr>
-        <w:t xml:space="preserve">internal/store</w:t>
-      </w:r>
-      <w:r>
-        <w:t xml:space="preserve">,</w:t>
-      </w:r>
-      <w:r>
-        <w:t xml:space="preserve"> </w:t>
-      </w:r>
-      <w:r>
-        <w:rPr>
-          <w:rStyle w:val="VerbatimChar"/>
-        </w:rPr>
-        <w:t xml:space="preserve">internal/mcp</w:t>
-      </w:r>
-      <w:r>
-        <w:t xml:space="preserve">) — model, lifecycle, derived</w:t>
-      </w:r>
-      <w:r>
-        <w:t xml:space="preserve"> </w:t>
-      </w:r>
-      <w:r>
-        <w:rPr>
-          <w:rStyle w:val="VerbatimChar"/>
-        </w:rPr>
-        <w:t xml:space="preserve">overdue</w:t>
-      </w:r>
-      <w:r>
-        <w:t xml:space="preserve">, needs-verification, persistence round-trip, invalid-input rejection,</w:t>
-      </w:r>
-      <w:r>
-        <w:t xml:space="preserve"> </w:t>
-      </w:r>
-      <w:r>
-        <w:t xml:space="preserve">concurrency; MCP initialize / tools-list / tools-call / error paths.</w:t>
+        <w:t xml:space="preserve">SQLite (mattn/go-sqlite3)</w:t>
+      </w:r>
+      <w:r>
+        <w:t xml:space="preserve"> </w:t>
+      </w:r>
+      <w:r>
+        <w:t xml:space="preserve">— needs CGO, complicating static/cross builds.</w:t>
       </w:r>
     </w:p>
     <w:p>
@@ -1101,102 +753,13 @@
           <w:b/>
           <w:bCs/>
         </w:rPr>
-        <w:t xml:space="preserve">Integration</w:t>
-      </w:r>
-      <w:r>
-        <w:t xml:space="preserve"> </w:t>
-      </w:r>
-      <w:r>
-        <w:t xml:space="preserve">(</w:t>
-      </w:r>
-      <w:r>
-        <w:rPr>
-          <w:rStyle w:val="VerbatimChar"/>
-        </w:rPr>
-        <w:t xml:space="preserve">test/</w:t>
-      </w:r>
-      <w:r>
-        <w:t xml:space="preserve">, no mocks — §11.4.27) — boots the REAL</w:t>
-      </w:r>
-      <w:r>
-        <w:t xml:space="preserve"> </w:t>
-      </w:r>
-      <w:r>
-        <w:rPr>
-          <w:rStyle w:val="VerbatimChar"/>
-        </w:rPr>
-        <w:t xml:space="preserve">http3.Server</w:t>
-      </w:r>
-      <w:r>
-        <w:t xml:space="preserve"> </w:t>
-      </w:r>
-      <w:r>
-        <w:t xml:space="preserve">on an ephemeral UDP port and round-trips create→list→mark-done→verify over</w:t>
-      </w:r>
-      <w:r>
-        <w:t xml:space="preserve"> </w:t>
-      </w:r>
-      <w:r>
-        <w:rPr>
-          <w:b/>
-          <w:bCs/>
-        </w:rPr>
-        <w:t xml:space="preserve">HTTP/3</w:t>
-      </w:r>
-      <w:r>
-        <w:t xml:space="preserve"> </w:t>
-      </w:r>
-      <w:r>
-        <w:t xml:space="preserve">(asserts</w:t>
-      </w:r>
-      <w:r>
-        <w:t xml:space="preserve"> </w:t>
-      </w:r>
-      <w:r>
-        <w:rPr>
-          <w:rStyle w:val="VerbatimChar"/>
-        </w:rPr>
-        <w:t xml:space="preserve">resp.Proto == "HTTP/3.0"</w:t>
-      </w:r>
-      <w:r>
-        <w:t xml:space="preserve">) with</w:t>
-      </w:r>
-      <w:r>
-        <w:t xml:space="preserve"> </w:t>
-      </w:r>
-      <w:r>
-        <w:rPr>
-          <w:b/>
-          <w:bCs/>
-        </w:rPr>
-        <w:t xml:space="preserve">brotli</w:t>
-      </w:r>
-      <w:r>
-        <w:t xml:space="preserve"> </w:t>
-      </w:r>
-      <w:r>
-        <w:t xml:space="preserve">(asserts</w:t>
-      </w:r>
-      <w:r>
-        <w:t xml:space="preserve"> </w:t>
-      </w:r>
-      <w:r>
-        <w:rPr>
-          <w:rStyle w:val="VerbatimChar"/>
-        </w:rPr>
-        <w:t xml:space="preserve">Content-Encoding: br</w:t>
-      </w:r>
-      <w:r>
-        <w:t xml:space="preserve"> </w:t>
-      </w:r>
-      <w:r>
-        <w:t xml:space="preserve">and decodes it); plus the MCP-over-HTTP/3</w:t>
-      </w:r>
-      <w:r>
-        <w:t xml:space="preserve"> </w:t>
-      </w:r>
-      <w:r>
-        <w:t xml:space="preserve">endpoint.</w:t>
+        <w:t xml:space="preserve">BoltDB</w:t>
+      </w:r>
+      <w:r>
+        <w:t xml:space="preserve"> </w:t>
+      </w:r>
+      <w:r>
+        <w:t xml:space="preserve">— an extra module dependency for a tiny dataset.</w:t>
       </w:r>
     </w:p>
     <w:p>
@@ -1212,134 +775,250 @@
           <w:b/>
           <w:bCs/>
         </w:rPr>
-        <w:t xml:space="preserve">§1.1 paired mutation</w:t>
-      </w:r>
-      <w:r>
-        <w:t xml:space="preserve"> </w:t>
-      </w:r>
-      <w:r>
-        <w:t xml:space="preserve">(</w:t>
-      </w:r>
-      <w:r>
-        <w:rPr>
-          <w:rStyle w:val="VerbatimChar"/>
-        </w:rPr>
-        <w:t xml:space="preserve">test/meta_mutation.sh</w:t>
-      </w:r>
-      <w:r>
-        <w:t xml:space="preserve">) — breaks the mark-done</w:t>
-      </w:r>
-      <w:r>
-        <w:t xml:space="preserve"> </w:t>
-      </w:r>
-      <w:r>
-        <w:t xml:space="preserve">handler at source, asserts the suite goes RED, restores, asserts GREEN. Proves</w:t>
-      </w:r>
-      <w:r>
-        <w:t xml:space="preserve"> </w:t>
-      </w:r>
-      <w:r>
-        <w:t xml:space="preserve">the suite is not a bluff gate.</w:t>
-      </w:r>
-    </w:p>
-    <w:p>
-      <w:pPr>
-        <w:pStyle w:val="Compact"/>
-        <w:numPr>
-          <w:ilvl w:val="0"/>
-          <w:numId w:val="1002"/>
-        </w:numPr>
-      </w:pPr>
+        <w:t xml:space="preserve">JSON file (chosen)</w:t>
+      </w:r>
+      <w:r>
+        <w:t xml:space="preserve"> </w:t>
+      </w:r>
+      <w:r>
+        <w:t xml:space="preserve">— zero CGO, zero extra module, trivially portable across</w:t>
+      </w:r>
+      <w:r>
+        <w:t xml:space="preserve"> </w:t>
+      </w:r>
+      <w:r>
+        <w:t xml:space="preserve">every supported platform (§11.4.81), human-inspectable for debugging.</w:t>
+      </w:r>
+    </w:p>
+    <w:p>
+      <w:pPr>
+        <w:pStyle w:val="FirstParagraph"/>
+      </w:pPr>
+      <w:r>
+        <w:t xml:space="preserve">Durability: a</w:t>
+      </w:r>
+      <w:r>
+        <w:t xml:space="preserve"> </w:t>
+      </w:r>
+      <w:r>
+        <w:rPr>
+          <w:rStyle w:val="VerbatimChar"/>
+        </w:rPr>
+        <w:t xml:space="preserve">sync.RWMutex</w:t>
+      </w:r>
+      <w:r>
+        <w:t xml:space="preserve"> </w:t>
+      </w:r>
+      <w:r>
+        <w:t xml:space="preserve">serialises all access; writes go through</w:t>
+      </w:r>
+      <w:r>
+        <w:t xml:space="preserve"> </w:t>
+      </w:r>
+      <w:r>
+        <w:t xml:space="preserve">write-temp-</w:t>
+      </w:r>
+      <w:r>
+        <w:rPr>
+          <w:rStyle w:val="VerbatimChar"/>
+        </w:rPr>
+        <w:t xml:space="preserve">fsync</w:t>
+      </w:r>
+      <w:r>
+        <w:t xml:space="preserve">-rename (atomic replace), so a crash never leaves a torn file.</w:t>
+      </w:r>
+      <w:r>
+        <w:t xml:space="preserve"> </w:t>
+      </w:r>
+      <w:r>
+        <w:rPr>
+          <w:rStyle w:val="VerbatimChar"/>
+        </w:rPr>
+        <w:t xml:space="preserve">Open</w:t>
+      </w:r>
+      <w:r>
+        <w:t xml:space="preserve"> </w:t>
+      </w:r>
+      <w:r>
+        <w:t xml:space="preserve">on a corrupt file returns an error rather than silently dropping data</w:t>
+      </w:r>
+      <w:r>
+        <w:t xml:space="preserve"> </w:t>
+      </w:r>
+      <w:r>
+        <w:t xml:space="preserve">(§11.4.6). The</w:t>
+      </w:r>
+      <w:r>
+        <w:t xml:space="preserve"> </w:t>
+      </w:r>
+      <w:r>
+        <w:rPr>
+          <w:rStyle w:val="VerbatimChar"/>
+        </w:rPr>
+        <w:t xml:space="preserve">TestConcurrentCreate</w:t>
+      </w:r>
+      <w:r>
+        <w:t xml:space="preserve"> </w:t>
+      </w:r>
+      <w:r>
+        <w:t xml:space="preserve">test drives 50 concurrent creates through</w:t>
+      </w:r>
+      <w:r>
+        <w:t xml:space="preserve"> </w:t>
+      </w:r>
+      <w:r>
+        <w:t xml:space="preserve">the mutex with zero lost writes;</w:t>
+      </w:r>
+      <w:r>
+        <w:t xml:space="preserve"> </w:t>
+      </w:r>
+      <w:r>
+        <w:rPr>
+          <w:rStyle w:val="VerbatimChar"/>
+        </w:rPr>
+        <w:t xml:space="preserve">go test -race</w:t>
+      </w:r>
+      <w:r>
+        <w:t xml:space="preserve"> </w:t>
+      </w:r>
+      <w:r>
+        <w:t xml:space="preserve">is clean.</w:t>
+      </w:r>
+    </w:p>
+    <w:bookmarkEnd w:id="12"/>
+    <w:bookmarkStart w:id="13" w:name="Xb8c2e0e3f6f101ea86fb196a9aed996b9bfac4c"/>
+    <w:p>
+      <w:pPr>
+        <w:pStyle w:val="Heading2"/>
+      </w:pPr>
+      <w:r>
+        <w:t xml:space="preserve">4. ACP surface — honesty note (§11.4.6 / §11.4.99)</w:t>
+      </w:r>
+    </w:p>
+    <w:p>
+      <w:pPr>
+        <w:pStyle w:val="FirstParagraph"/>
+      </w:pPr>
+      <w:r>
+        <w:t xml:space="preserve">"ACP" (Agent Client Protocol, agentclientprotocol.com) is an emerging</w:t>
+      </w:r>
+      <w:r>
+        <w:t xml:space="preserve"> </w:t>
+      </w:r>
+      <w:r>
+        <w:t xml:space="preserve">JSON-RPC-2.0-over-stdio protocol whose full session / prompt-turn model targets</w:t>
+      </w:r>
+      <w:r>
+        <w:t xml:space="preserve"> </w:t>
+      </w:r>
+      <w:r>
+        <w:t xml:space="preserve">interactive coding</w:t>
+      </w:r>
+      <w:r>
+        <w:t xml:space="preserve"> </w:t>
+      </w:r>
       <w:r>
         <w:rPr>
           <w:b/>
           <w:bCs/>
         </w:rPr>
-        <w:t xml:space="preserve">Live smoke</w:t>
-      </w:r>
-      <w:r>
-        <w:t xml:space="preserve"> </w:t>
-      </w:r>
-      <w:r>
-        <w:t xml:space="preserve">(</w:t>
-      </w:r>
-      <w:r>
-        <w:rPr>
-          <w:rStyle w:val="VerbatimChar"/>
-        </w:rPr>
-        <w:t xml:space="preserve">test/live_smoke.sh</w:t>
-      </w:r>
-      <w:r>
-        <w:t xml:space="preserve">) — boots the built binary and confirms the</w:t>
-      </w:r>
-      <w:r>
-        <w:t xml:space="preserve"> </w:t>
-      </w:r>
-      <w:r>
-        <w:t xml:space="preserve">full lifecycle over REST-TLS + MCP-stdio, capturing the transcript under</w:t>
-      </w:r>
-      <w:r>
-        <w:t xml:space="preserve"> </w:t>
-      </w:r>
-      <w:r>
-        <w:rPr>
-          <w:rStyle w:val="VerbatimChar"/>
-        </w:rPr>
-        <w:t xml:space="preserve">qa-results/&lt;ts&gt;/</w:t>
-      </w:r>
-      <w:r>
-        <w:t xml:space="preserve">.</w:t>
-      </w:r>
-    </w:p>
-    <w:p>
-      <w:pPr>
-        <w:pStyle w:val="FirstParagraph"/>
-      </w:pPr>
-      <w:r>
-        <w:t xml:space="preserve">Honest boundary: brotli-over-HTTP/3 is asserted programmatically in the Go</w:t>
-      </w:r>
-      <w:r>
-        <w:t xml:space="preserve"> </w:t>
-      </w:r>
-      <w:r>
-        <w:t xml:space="preserve">integration test (a real h3 client); the</w:t>
-      </w:r>
-      <w:r>
-        <w:t xml:space="preserve"> </w:t>
-      </w:r>
-      <w:r>
-        <w:rPr>
-          <w:rStyle w:val="VerbatimChar"/>
-        </w:rPr>
-        <w:t xml:space="preserve">curl</w:t>
-      </w:r>
-      <w:r>
-        <w:t xml:space="preserve"> </w:t>
-      </w:r>
-      <w:r>
-        <w:t xml:space="preserve">live smoke uses the h1/h2</w:t>
-      </w:r>
-      <w:r>
-        <w:t xml:space="preserve"> </w:t>
-      </w:r>
-      <w:r>
-        <w:t xml:space="preserve">fallback of the same engine because curl does not speak HTTP/3 to a self-signed</w:t>
-      </w:r>
-      <w:r>
-        <w:t xml:space="preserve"> </w:t>
-      </w:r>
-      <w:r>
-        <w:t xml:space="preserve">cert here.</w:t>
-      </w:r>
-    </w:p>
-    <w:bookmarkEnd w:id="14"/>
-    <w:bookmarkStart w:id="15" w:name="consumer-wiring"/>
+        <w:t xml:space="preserve">agents</w:t>
+      </w:r>
+      <w:r>
+        <w:t xml:space="preserve">, not a stateless work-queue service. Implementing</w:t>
+      </w:r>
+      <w:r>
+        <w:t xml:space="preserve"> </w:t>
+      </w:r>
+      <w:r>
+        <w:t xml:space="preserve">the complete ACP agent lifecycle here would invent behaviour that does not fit</w:t>
+      </w:r>
+      <w:r>
+        <w:t xml:space="preserve"> </w:t>
+      </w:r>
+      <w:r>
+        <w:t xml:space="preserve">this service. Instead</w:t>
+      </w:r>
+      <w:r>
+        <w:t xml:space="preserve"> </w:t>
+      </w:r>
+      <w:r>
+        <w:rPr>
+          <w:rStyle w:val="VerbatimChar"/>
+        </w:rPr>
+        <w:t xml:space="preserve">internal/acp</w:t>
+      </w:r>
+      <w:r>
+        <w:t xml:space="preserve"> </w:t>
+      </w:r>
+      <w:r>
+        <w:t xml:space="preserve">exposes the</w:t>
+      </w:r>
+      <w:r>
+        <w:t xml:space="preserve"> </w:t>
+      </w:r>
+      <w:r>
+        <w:rPr>
+          <w:b/>
+          <w:bCs/>
+        </w:rPr>
+        <w:t xml:space="preserve">same</w:t>
+      </w:r>
+      <w:r>
+        <w:t xml:space="preserve"> </w:t>
+      </w:r>
+      <w:r>
+        <w:t xml:space="preserve">newline-delimited</w:t>
+      </w:r>
+      <w:r>
+        <w:t xml:space="preserve"> </w:t>
+      </w:r>
+      <w:r>
+        <w:t xml:space="preserve">JSON-RPC-2.0-over-stdio transport ACP uses, dispatching to the identical tool set</w:t>
+      </w:r>
+      <w:r>
+        <w:t xml:space="preserve"> </w:t>
+      </w:r>
+      <w:r>
+        <w:t xml:space="preserve">as the MCP surface. It is therefore an</w:t>
+      </w:r>
+      <w:r>
+        <w:t xml:space="preserve"> </w:t>
+      </w:r>
+      <w:r>
+        <w:rPr>
+          <w:b/>
+          <w:bCs/>
+        </w:rPr>
+        <w:t xml:space="preserve">ACP-EQUIVALENT</w:t>
+      </w:r>
+      <w:r>
+        <w:t xml:space="preserve"> </w:t>
+      </w:r>
+      <w:r>
+        <w:t xml:space="preserve">adapter, clearly</w:t>
+      </w:r>
+      <w:r>
+        <w:t xml:space="preserve"> </w:t>
+      </w:r>
+      <w:r>
+        <w:t xml:space="preserve">labelled in source — not a claim of full ACP-agent conformance. This is stated as</w:t>
+      </w:r>
+      <w:r>
+        <w:t xml:space="preserve"> </w:t>
+      </w:r>
+      <w:r>
+        <w:t xml:space="preserve">a fact, not hidden behind a green test.</w:t>
+      </w:r>
+    </w:p>
+    <w:bookmarkEnd w:id="13"/>
+    <w:bookmarkStart w:id="14" w:name="X584526d9b959334c13be4cf00ce9195a8490f2f"/>
     <w:p>
       <w:pPr>
         <w:pStyle w:val="Heading2"/>
       </w:pPr>
       <w:r>
-        <w:t xml:space="preserve">6. Consumer wiring</w:t>
+        <w:t xml:space="preserve">5. Anti-bluff test coverage (§11.4 / §11.4.27 / §1.1)</w:t>
       </w:r>
     </w:p>
     <w:p>
@@ -1351,19 +1030,56 @@
         </w:numPr>
       </w:pPr>
       <w:r>
-        <w:t xml:space="preserve">MCP registration:</w:t>
-      </w:r>
-      <w:r>
-        <w:t xml:space="preserve"> </w:t>
-      </w:r>
-      <w:r>
-        <w:rPr>
-          <w:rStyle w:val="VerbatimChar"/>
-        </w:rPr>
-        <w:t xml:space="preserve">constitution/mcp/scheduled-work-mcp.json</w:t>
-      </w:r>
-      <w:r>
-        <w:t xml:space="preserve">.</w:t>
+        <w:rPr>
+          <w:b/>
+          <w:bCs/>
+        </w:rPr>
+        <w:t xml:space="preserve">Unit</w:t>
+      </w:r>
+      <w:r>
+        <w:t xml:space="preserve"> </w:t>
+      </w:r>
+      <w:r>
+        <w:t xml:space="preserve">(</w:t>
+      </w:r>
+      <w:r>
+        <w:rPr>
+          <w:rStyle w:val="VerbatimChar"/>
+        </w:rPr>
+        <w:t xml:space="preserve">internal/store</w:t>
+      </w:r>
+      <w:r>
+        <w:t xml:space="preserve">,</w:t>
+      </w:r>
+      <w:r>
+        <w:t xml:space="preserve"> </w:t>
+      </w:r>
+      <w:r>
+        <w:rPr>
+          <w:rStyle w:val="VerbatimChar"/>
+        </w:rPr>
+        <w:t xml:space="preserve">internal/mcp</w:t>
+      </w:r>
+      <w:r>
+        <w:t xml:space="preserve">) — model, lifecycle, derived</w:t>
+      </w:r>
+      <w:r>
+        <w:t xml:space="preserve"> </w:t>
+      </w:r>
+      <w:r>
+        <w:rPr>
+          <w:rStyle w:val="VerbatimChar"/>
+        </w:rPr>
+        <w:t xml:space="preserve">overdue</w:t>
+      </w:r>
+      <w:r>
+        <w:t xml:space="preserve">, needs-verification, persistence round-trip, invalid-input rejection,</w:t>
+      </w:r>
+      <w:r>
+        <w:t xml:space="preserve"> </w:t>
+      </w:r>
+      <w:r>
+        <w:t xml:space="preserve">concurrency; MCP initialize / tools-list / tools-call / error paths.</w:t>
       </w:r>
     </w:p>
     <w:p>
@@ -1375,16 +1091,11 @@
         </w:numPr>
       </w:pPr>
       <w:r>
-        <w:t xml:space="preserve">Claude Code plugin:</w:t>
-      </w:r>
-      <w:r>
-        <w:t xml:space="preserve"> </w:t>
-      </w:r>
-      <w:r>
-        <w:rPr>
-          <w:rStyle w:val="VerbatimChar"/>
-        </w:rPr>
-        <w:t xml:space="preserve">constitution/plugins/scheduled-work/</w:t>
+        <w:rPr>
+          <w:b/>
+          <w:bCs/>
+        </w:rPr>
+        <w:t xml:space="preserve">Integration</w:t>
       </w:r>
       <w:r>
         <w:t xml:space="preserve"> </w:t>
@@ -1396,40 +1107,90 @@
         <w:rPr>
           <w:rStyle w:val="VerbatimChar"/>
         </w:rPr>
-        <w:t xml:space="preserve">.claude-plugin/plugin.json</w:t>
-      </w:r>
-      <w:r>
-        <w:t xml:space="preserve"> </w:t>
-      </w:r>
-      <w:r>
-        <w:t xml:space="preserve">+</w:t>
-      </w:r>
-      <w:r>
-        <w:t xml:space="preserve"> </w:t>
-      </w:r>
-      <w:r>
-        <w:rPr>
-          <w:rStyle w:val="VerbatimChar"/>
-        </w:rPr>
-        <w:t xml:space="preserve">.mcp.json</w:t>
-      </w:r>
-      <w:r>
-        <w:t xml:space="preserve"> </w:t>
-      </w:r>
-      <w:r>
-        <w:t xml:space="preserve">+</w:t>
-      </w:r>
-      <w:r>
-        <w:t xml:space="preserve"> </w:t>
-      </w:r>
-      <w:r>
-        <w:rPr>
-          <w:rStyle w:val="VerbatimChar"/>
-        </w:rPr>
-        <w:t xml:space="preserve">build.sh</w:t>
-      </w:r>
-      <w:r>
-        <w:t xml:space="preserve">).</w:t>
+        <w:t xml:space="preserve">test/</w:t>
+      </w:r>
+      <w:r>
+        <w:t xml:space="preserve">, no mocks — §11.4.27) — boots the REAL</w:t>
+      </w:r>
+      <w:r>
+        <w:t xml:space="preserve"> </w:t>
+      </w:r>
+      <w:r>
+        <w:rPr>
+          <w:rStyle w:val="VerbatimChar"/>
+        </w:rPr>
+        <w:t xml:space="preserve">http3.Server</w:t>
+      </w:r>
+      <w:r>
+        <w:t xml:space="preserve"> </w:t>
+      </w:r>
+      <w:r>
+        <w:t xml:space="preserve">on an ephemeral UDP port and round-trips create→list→mark-done→verify over</w:t>
+      </w:r>
+      <w:r>
+        <w:t xml:space="preserve"> </w:t>
+      </w:r>
+      <w:r>
+        <w:rPr>
+          <w:b/>
+          <w:bCs/>
+        </w:rPr>
+        <w:t xml:space="preserve">HTTP/3</w:t>
+      </w:r>
+      <w:r>
+        <w:t xml:space="preserve"> </w:t>
+      </w:r>
+      <w:r>
+        <w:t xml:space="preserve">(asserts</w:t>
+      </w:r>
+      <w:r>
+        <w:t xml:space="preserve"> </w:t>
+      </w:r>
+      <w:r>
+        <w:rPr>
+          <w:rStyle w:val="VerbatimChar"/>
+        </w:rPr>
+        <w:t xml:space="preserve">resp.Proto == "HTTP/3.0"</w:t>
+      </w:r>
+      <w:r>
+        <w:t xml:space="preserve">) with</w:t>
+      </w:r>
+      <w:r>
+        <w:t xml:space="preserve"> </w:t>
+      </w:r>
+      <w:r>
+        <w:rPr>
+          <w:b/>
+          <w:bCs/>
+        </w:rPr>
+        <w:t xml:space="preserve">brotli</w:t>
+      </w:r>
+      <w:r>
+        <w:t xml:space="preserve"> </w:t>
+      </w:r>
+      <w:r>
+        <w:t xml:space="preserve">(asserts</w:t>
+      </w:r>
+      <w:r>
+        <w:t xml:space="preserve"> </w:t>
+      </w:r>
+      <w:r>
+        <w:rPr>
+          <w:rStyle w:val="VerbatimChar"/>
+        </w:rPr>
+        <w:t xml:space="preserve">Content-Encoding: br</w:t>
+      </w:r>
+      <w:r>
+        <w:t xml:space="preserve"> </w:t>
+      </w:r>
+      <w:r>
+        <w:t xml:space="preserve">and decodes it); plus the MCP-over-HTTP/3</w:t>
+      </w:r>
+      <w:r>
+        <w:t xml:space="preserve"> </w:t>
+      </w:r>
+      <w:r>
+        <w:t xml:space="preserve">endpoint.</w:t>
       </w:r>
     </w:p>
     <w:p>
@@ -1441,93 +1202,326 @@
         </w:numPr>
       </w:pPr>
       <w:r>
-        <w:t xml:space="preserve">Skill:</w:t>
-      </w:r>
-      <w:r>
-        <w:t xml:space="preserve"> </w:t>
-      </w:r>
-      <w:r>
-        <w:rPr>
-          <w:rStyle w:val="VerbatimChar"/>
-        </w:rPr>
-        <w:t xml:space="preserve">constitution/skills/scheduled-work-queue/</w:t>
-      </w:r>
-      <w:r>
-        <w:t xml:space="preserve"> </w:t>
-      </w:r>
-      <w:r>
-        <w:t xml:space="preserve">(</w:t>
-      </w:r>
-      <w:r>
-        <w:rPr>
-          <w:rStyle w:val="VerbatimChar"/>
-        </w:rPr>
-        <w:t xml:space="preserve">skill.md</w:t>
-      </w:r>
-      <w:r>
-        <w:t xml:space="preserve"> </w:t>
-      </w:r>
-      <w:r>
-        <w:t xml:space="preserve">+</w:t>
-      </w:r>
-      <w:r>
-        <w:t xml:space="preserve"> </w:t>
-      </w:r>
-      <w:r>
-        <w:rPr>
-          <w:rStyle w:val="VerbatimChar"/>
-        </w:rPr>
-        <w:t xml:space="preserve">register.sh</w:t>
-      </w:r>
-      <w:r>
-        <w:t xml:space="preserve">).</w:t>
-      </w:r>
-    </w:p>
-    <w:bookmarkEnd w:id="15"/>
-    <w:bookmarkStart w:id="16" w:name="Xc10735e9a1075b1b2fc72d877de644519fe660d"/>
-    <w:p>
-      <w:pPr>
-        <w:pStyle w:val="Heading2"/>
-      </w:pPr>
-      <w:r>
-        <w:t xml:space="preserve">7. Proposed governance-anchor handoff (for the conductor — NOT applied here)</w:t>
-      </w:r>
-    </w:p>
-    <w:p>
-      <w:pPr>
-        <w:pStyle w:val="FirstParagraph"/>
-      </w:pPr>
-      <w:r>
-        <w:t xml:space="preserve">Per the task’s file-scope isolation, this component does NOT edit Constitution.md</w:t>
-      </w:r>
-      <w:r>
-        <w:t xml:space="preserve"> </w:t>
-      </w:r>
-      <w:r>
-        <w:t xml:space="preserve">or any carrier. If the operator/conductor wishes to make this infrastructure a</w:t>
-      </w:r>
-      <w:r>
-        <w:t xml:space="preserve"> </w:t>
-      </w:r>
-      <w:r>
-        <w:t xml:space="preserve">mandated capability, the following anchor text is PROPOSED for integration by the</w:t>
-      </w:r>
-      <w:r>
-        <w:t xml:space="preserve"> </w:t>
-      </w:r>
-      <w:r>
-        <w:t xml:space="preserve">conductor (classification: universal, §11.4.17):</w:t>
-      </w:r>
-    </w:p>
-    <w:p>
-      <w:pPr>
-        <w:pStyle w:val="BlockText"/>
-      </w:pPr>
-      <w:r>
         <w:rPr>
           <w:b/>
           <w:bCs/>
         </w:rPr>
+        <w:t xml:space="preserve">§1.1 paired mutation</w:t>
+      </w:r>
+      <w:r>
+        <w:t xml:space="preserve"> </w:t>
+      </w:r>
+      <w:r>
+        <w:t xml:space="preserve">(</w:t>
+      </w:r>
+      <w:r>
+        <w:rPr>
+          <w:rStyle w:val="VerbatimChar"/>
+        </w:rPr>
+        <w:t xml:space="preserve">test/meta_mutation.sh</w:t>
+      </w:r>
+      <w:r>
+        <w:t xml:space="preserve">) — breaks the mark-done</w:t>
+      </w:r>
+      <w:r>
+        <w:t xml:space="preserve"> </w:t>
+      </w:r>
+      <w:r>
+        <w:t xml:space="preserve">handler at source, asserts the suite goes RED, restores, asserts GREEN. Proves</w:t>
+      </w:r>
+      <w:r>
+        <w:t xml:space="preserve"> </w:t>
+      </w:r>
+      <w:r>
+        <w:t xml:space="preserve">the suite is not a bluff gate.</w:t>
+      </w:r>
+    </w:p>
+    <w:p>
+      <w:pPr>
+        <w:pStyle w:val="Compact"/>
+        <w:numPr>
+          <w:ilvl w:val="0"/>
+          <w:numId w:val="1003"/>
+        </w:numPr>
+      </w:pPr>
+      <w:r>
+        <w:rPr>
+          <w:b/>
+          <w:bCs/>
+        </w:rPr>
+        <w:t xml:space="preserve">Live smoke</w:t>
+      </w:r>
+      <w:r>
+        <w:t xml:space="preserve"> </w:t>
+      </w:r>
+      <w:r>
+        <w:t xml:space="preserve">(</w:t>
+      </w:r>
+      <w:r>
+        <w:rPr>
+          <w:rStyle w:val="VerbatimChar"/>
+        </w:rPr>
+        <w:t xml:space="preserve">test/live_smoke.sh</w:t>
+      </w:r>
+      <w:r>
+        <w:t xml:space="preserve">) — boots the built binary and confirms the</w:t>
+      </w:r>
+      <w:r>
+        <w:t xml:space="preserve"> </w:t>
+      </w:r>
+      <w:r>
+        <w:t xml:space="preserve">full lifecycle over REST-TLS + MCP-stdio, capturing the transcript under</w:t>
+      </w:r>
+      <w:r>
+        <w:t xml:space="preserve"> </w:t>
+      </w:r>
+      <w:r>
+        <w:rPr>
+          <w:rStyle w:val="VerbatimChar"/>
+        </w:rPr>
+        <w:t xml:space="preserve">qa-results/&lt;ts&gt;/</w:t>
+      </w:r>
+      <w:r>
+        <w:t xml:space="preserve">.</w:t>
+      </w:r>
+    </w:p>
+    <w:p>
+      <w:pPr>
+        <w:pStyle w:val="FirstParagraph"/>
+      </w:pPr>
+      <w:r>
+        <w:t xml:space="preserve">Honest boundary: brotli-over-HTTP/3 is asserted programmatically in the Go</w:t>
+      </w:r>
+      <w:r>
+        <w:t xml:space="preserve"> </w:t>
+      </w:r>
+      <w:r>
+        <w:t xml:space="preserve">integration test (a real h3 client); the</w:t>
+      </w:r>
+      <w:r>
+        <w:t xml:space="preserve"> </w:t>
+      </w:r>
+      <w:r>
+        <w:rPr>
+          <w:rStyle w:val="VerbatimChar"/>
+        </w:rPr>
+        <w:t xml:space="preserve">curl</w:t>
+      </w:r>
+      <w:r>
+        <w:t xml:space="preserve"> </w:t>
+      </w:r>
+      <w:r>
+        <w:t xml:space="preserve">live smoke uses the h1/h2</w:t>
+      </w:r>
+      <w:r>
+        <w:t xml:space="preserve"> </w:t>
+      </w:r>
+      <w:r>
+        <w:t xml:space="preserve">fallback of the same engine because curl does not speak HTTP/3 to a self-signed</w:t>
+      </w:r>
+      <w:r>
+        <w:t xml:space="preserve"> </w:t>
+      </w:r>
+      <w:r>
+        <w:t xml:space="preserve">cert here.</w:t>
+      </w:r>
+    </w:p>
+    <w:bookmarkEnd w:id="14"/>
+    <w:bookmarkStart w:id="15" w:name="X129946ec9deabe5c226726214fafacc52c63b9e"/>
+    <w:p>
+      <w:pPr>
+        <w:pStyle w:val="Heading2"/>
+      </w:pPr>
+      <w:r>
+        <w:t xml:space="preserve">6. Consumer wiring</w:t>
+      </w:r>
+    </w:p>
+    <w:p>
+      <w:pPr>
+        <w:pStyle w:val="Compact"/>
+        <w:numPr>
+          <w:ilvl w:val="0"/>
+          <w:numId w:val="1004"/>
+        </w:numPr>
+      </w:pPr>
+      <w:r>
+        <w:t xml:space="preserve">MCP registration:</w:t>
+      </w:r>
+      <w:r>
+        <w:t xml:space="preserve"> </w:t>
+      </w:r>
+      <w:r>
+        <w:rPr>
+          <w:rStyle w:val="VerbatimChar"/>
+        </w:rPr>
+        <w:t xml:space="preserve">constitution/mcp/scheduled-work-mcp.json</w:t>
+      </w:r>
+      <w:r>
+        <w:t xml:space="preserve">.</w:t>
+      </w:r>
+    </w:p>
+    <w:p>
+      <w:pPr>
+        <w:pStyle w:val="Compact"/>
+        <w:numPr>
+          <w:ilvl w:val="0"/>
+          <w:numId w:val="1004"/>
+        </w:numPr>
+      </w:pPr>
+      <w:r>
+        <w:t xml:space="preserve">Claude Code plugin:</w:t>
+      </w:r>
+      <w:r>
+        <w:t xml:space="preserve"> </w:t>
+      </w:r>
+      <w:r>
+        <w:rPr>
+          <w:rStyle w:val="VerbatimChar"/>
+        </w:rPr>
+        <w:t xml:space="preserve">constitution/plugins/scheduled-work/</w:t>
+      </w:r>
+      <w:r>
+        <w:t xml:space="preserve"> </w:t>
+      </w:r>
+      <w:r>
+        <w:t xml:space="preserve">(</w:t>
+      </w:r>
+      <w:r>
+        <w:rPr>
+          <w:rStyle w:val="VerbatimChar"/>
+        </w:rPr>
+        <w:t xml:space="preserve">.claude-plugin/plugin.json</w:t>
+      </w:r>
+      <w:r>
+        <w:t xml:space="preserve"> </w:t>
+      </w:r>
+      <w:r>
+        <w:t xml:space="preserve">+</w:t>
+      </w:r>
+      <w:r>
+        <w:t xml:space="preserve"> </w:t>
+      </w:r>
+      <w:r>
+        <w:rPr>
+          <w:rStyle w:val="VerbatimChar"/>
+        </w:rPr>
+        <w:t xml:space="preserve">.mcp.json</w:t>
+      </w:r>
+      <w:r>
+        <w:t xml:space="preserve"> </w:t>
+      </w:r>
+      <w:r>
+        <w:t xml:space="preserve">+</w:t>
+      </w:r>
+      <w:r>
+        <w:t xml:space="preserve"> </w:t>
+      </w:r>
+      <w:r>
+        <w:rPr>
+          <w:rStyle w:val="VerbatimChar"/>
+        </w:rPr>
+        <w:t xml:space="preserve">build.sh</w:t>
+      </w:r>
+      <w:r>
+        <w:t xml:space="preserve">).</w:t>
+      </w:r>
+    </w:p>
+    <w:p>
+      <w:pPr>
+        <w:pStyle w:val="Compact"/>
+        <w:numPr>
+          <w:ilvl w:val="0"/>
+          <w:numId w:val="1004"/>
+        </w:numPr>
+      </w:pPr>
+      <w:r>
+        <w:t xml:space="preserve">Skill:</w:t>
+      </w:r>
+      <w:r>
+        <w:t xml:space="preserve"> </w:t>
+      </w:r>
+      <w:r>
+        <w:rPr>
+          <w:rStyle w:val="VerbatimChar"/>
+        </w:rPr>
+        <w:t xml:space="preserve">constitution/skills/scheduled-work-queue/</w:t>
+      </w:r>
+      <w:r>
+        <w:t xml:space="preserve"> </w:t>
+      </w:r>
+      <w:r>
+        <w:t xml:space="preserve">(</w:t>
+      </w:r>
+      <w:r>
+        <w:rPr>
+          <w:rStyle w:val="VerbatimChar"/>
+        </w:rPr>
+        <w:t xml:space="preserve">skill.md</w:t>
+      </w:r>
+      <w:r>
+        <w:t xml:space="preserve"> </w:t>
+      </w:r>
+      <w:r>
+        <w:t xml:space="preserve">+</w:t>
+      </w:r>
+      <w:r>
+        <w:t xml:space="preserve"> </w:t>
+      </w:r>
+      <w:r>
+        <w:rPr>
+          <w:rStyle w:val="VerbatimChar"/>
+        </w:rPr>
+        <w:t xml:space="preserve">register.sh</w:t>
+      </w:r>
+      <w:r>
+        <w:t xml:space="preserve">).</w:t>
+      </w:r>
+    </w:p>
+    <w:bookmarkEnd w:id="15"/>
+    <w:bookmarkStart w:id="16" w:name="X58dc8097a621bbc16d36b03c45f5b15d2431fe0"/>
+    <w:p>
+      <w:pPr>
+        <w:pStyle w:val="Heading2"/>
+      </w:pPr>
+      <w:r>
+        <w:t xml:space="preserve">7. Proposed governance-anchor handoff (for the conductor — NOT applied here)</w:t>
+      </w:r>
+    </w:p>
+    <w:p>
+      <w:pPr>
+        <w:pStyle w:val="FirstParagraph"/>
+      </w:pPr>
+      <w:r>
+        <w:t xml:space="preserve">Per the task's file-scope isolation, this component does NOT edit Constitution.md</w:t>
+      </w:r>
+      <w:r>
+        <w:t xml:space="preserve"> </w:t>
+      </w:r>
+      <w:r>
+        <w:t xml:space="preserve">or any carrier. If the operator/conductor wishes to make this infrastructure a</w:t>
+      </w:r>
+      <w:r>
+        <w:t xml:space="preserve"> </w:t>
+      </w:r>
+      <w:r>
+        <w:t xml:space="preserve">mandated capability, the following anchor text is PROPOSED for integration by the</w:t>
+      </w:r>
+      <w:r>
+        <w:t xml:space="preserve"> </w:t>
+      </w:r>
+      <w:r>
+        <w:t xml:space="preserve">conductor (classification: universal, §11.4.17):</w:t>
+      </w:r>
+    </w:p>
+    <w:p>
+      <w:pPr>
+        <w:pStyle w:val="BlockText"/>
+      </w:pPr>
+      <w:r>
+        <w:rPr>
+          <w:b/>
+          <w:bCs/>
+        </w:rPr>
         <w:t xml:space="preserve">§11.4.NNN — Scheduled-work / reminder verify-before-report backing service.</w:t>
       </w:r>
       <w:r>
@@ -1636,7 +1630,7 @@
         <w:t xml:space="preserve"> </w:t>
       </w:r>
       <w:r>
-        <w:t xml:space="preserve">item’s real outcome with captured evidence (§11.4.5/§11.4.69) BEFORE the agent</w:t>
+        <w:t xml:space="preserve">item's real outcome with captured evidence (§11.4.5/§11.4.69) BEFORE the agent</w:t>
       </w:r>
       <w:r>
         <w:t xml:space="preserve"> </w:t>
@@ -1685,7 +1679,7 @@
       </w:r>
     </w:p>
     <w:bookmarkEnd w:id="16"/>
-    <w:bookmarkStart w:id="17" w:name="cross-references"/>
+    <w:bookmarkStart w:id="17" w:name="X9a0cd872aeea42ccc5de6d222bb92ecb3d8d37e"/>
     <w:p>
       <w:pPr>
         <w:pStyle w:val="Heading2"/>
@@ -1935,6 +1929,9 @@
   <w:num w:numId="1003">
     <w:abstractNumId w:val="991"/>
   </w:num>
+  <w:num w:numId="1004">
+    <w:abstractNumId w:val="991"/>
+  </w:num>
 </w:numbering>
 </file>
 
@@ -1946,7 +1943,7 @@
         <w:rFonts w:asciiTheme="minorHAnsi" w:cstheme="minorBidi" w:eastAsiaTheme="minorEastAsia" w:hAnsiTheme="minorHAnsi"/>
         <w:sz w:val="24"/>
         <w:szCs w:val="24"/>
-        <w:lang w:bidi="ar-SA" w:eastAsia="zh-CN" w:val="en-US"/>
+        <w:lang w:bidi="ar-SA" w:eastAsia="zh-CN" w:val="en"/>
       </w:rPr>
     </w:rPrDefault>
     <w:pPrDefault>
@@ -1998,8 +1995,8 @@
     </w:pPr>
     <w:rPr>
       <w:rFonts w:asciiTheme="majorHAnsi" w:cstheme="majorBidi" w:eastAsiaTheme="majorEastAsia" w:hAnsiTheme="majorHAnsi"/>
-      <w:sz w:val="56"/>
-      <w:szCs w:val="56"/>
+      <w:sz w:val="40"/>
+      <w:szCs w:val="40"/>
     </w:rPr>
   </w:style>
   <w:style w:customStyle="1" w:styleId="TitleChar" w:type="character">
@@ -2133,8 +2130,8 @@
     <w:rPr>
       <w:rFonts w:asciiTheme="majorHAnsi" w:cstheme="majorBidi" w:eastAsiaTheme="majorEastAsia" w:hAnsiTheme="majorHAnsi"/>
       <w:color w:themeColor="accent1" w:themeShade="BF" w:val="0F4761"/>
-      <w:sz w:val="40"/>
-      <w:szCs w:val="40"/>
+      <w:sz w:val="32"/>
+      <w:szCs w:val="32"/>
     </w:rPr>
   </w:style>
   <w:style w:styleId="Heading2" w:type="paragraph">
@@ -2156,8 +2153,8 @@
     <w:rPr>
       <w:rFonts w:asciiTheme="majorHAnsi" w:cstheme="majorBidi" w:eastAsiaTheme="majorEastAsia" w:hAnsiTheme="majorHAnsi"/>
       <w:color w:themeColor="accent1" w:themeShade="BF" w:val="0F4761"/>
-      <w:sz w:val="32"/>
-      <w:szCs w:val="32"/>
+      <w:sz w:val="26"/>
+      <w:szCs w:val="26"/>
     </w:rPr>
   </w:style>
   <w:style w:styleId="Heading3" w:type="paragraph">
@@ -2179,8 +2176,8 @@
     <w:rPr>
       <w:rFonts w:cstheme="majorBidi" w:eastAsiaTheme="majorEastAsia"/>
       <w:color w:themeColor="accent1" w:themeShade="BF" w:val="0F4761"/>
-      <w:sz w:val="28"/>
-      <w:szCs w:val="28"/>
+      <w:sz w:val="24"/>
+      <w:szCs w:val="24"/>
     </w:rPr>
   </w:style>
   <w:style w:styleId="Heading4" w:type="paragraph">
@@ -2200,6 +2197,8 @@
       <w:outlineLvl w:val="3"/>
     </w:pPr>
     <w:rPr>
+      <w:sz w:val="22"/>
+      <w:szCs w:val="22"/>
       <w:rFonts w:cstheme="majorBidi" w:eastAsiaTheme="majorEastAsia"/>
       <w:i/>
       <w:iCs/>
